--- a/Labka_1/ConsoleApp/ЛР5 Покацкий_fix1.docx
+++ b/Labka_1/ConsoleApp/ЛР5 Покацкий_fix1.docx
@@ -1,6 +1,6 @@
 
 <file path=word/document.xml><?xml version="1.0" encoding="utf-8"?>
-<w:document xmlns:wpc="http://schemas.microsoft.com/office/word/2010/wordprocessingCanvas" xmlns:cx="http://schemas.microsoft.com/office/drawing/2014/chartex" xmlns:cx1="http://schemas.microsoft.com/office/drawing/2015/9/8/chartex" xmlns:cx2="http://schemas.microsoft.com/office/drawing/2015/10/21/chartex" xmlns:cx3="http://schemas.microsoft.com/office/drawing/2016/5/9/chartex" xmlns:cx4="http://schemas.microsoft.com/office/drawing/2016/5/10/chartex" xmlns:cx5="http://schemas.microsoft.com/office/drawing/2016/5/11/chartex" xmlns:cx6="http://schemas.microsoft.com/office/drawing/2016/5/12/chartex" xmlns:cx7="http://schemas.microsoft.com/office/drawing/2016/5/13/chartex" xmlns:cx8="http://schemas.microsoft.com/office/drawing/2016/5/14/chartex" xmlns:mc="http://schemas.openxmlformats.org/markup-compatibility/2006" xmlns:aink="http://schemas.microsoft.com/office/drawing/2016/ink" xmlns:am3d="http://schemas.microsoft.com/office/drawing/2017/model3d" xmlns:o="urn:schemas-microsoft-com:office:office" xmlns:oel="http://schemas.microsoft.com/office/2019/extlst" xmlns:r="http://schemas.openxmlformats.org/officeDocument/2006/relationships" xmlns:m="http://schemas.openxmlformats.org/officeDocument/2006/math" xmlns:v="urn:schemas-microsoft-com:vml" xmlns:wp14="http://schemas.microsoft.com/office/word/2010/wordprocessingDrawing" xmlns:wp="http://schemas.openxmlformats.org/drawingml/2006/wordprocessingDrawing" xmlns:w10="urn:schemas-microsoft-com:office:word" xmlns:w="http://schemas.openxmlformats.org/wordprocessingml/2006/main" xmlns:w14="http://schemas.microsoft.com/office/word/2010/wordml" xmlns:w15="http://schemas.microsoft.com/office/word/2012/wordml" xmlns:w16cex="http://schemas.microsoft.com/office/word/2018/wordml/cex" xmlns:w16cid="http://schemas.microsoft.com/office/word/2016/wordml/cid" xmlns:w16="http://schemas.microsoft.com/office/word/2018/wordml" xmlns:w16du="http://schemas.microsoft.com/office/word/2023/wordml/word16du" xmlns:w16sdtdh="http://schemas.microsoft.com/office/word/2020/wordml/sdtdatahash" xmlns:w16se="http://schemas.microsoft.com/office/word/2015/wordml/symex" xmlns:wpg="http://schemas.microsoft.com/office/word/2010/wordprocessingGroup" xmlns:wpi="http://schemas.microsoft.com/office/word/2010/wordprocessingInk" xmlns:wne="http://schemas.microsoft.com/office/word/2006/wordml" xmlns:wps="http://schemas.microsoft.com/office/word/2010/wordprocessingShape" mc:Ignorable="w14 w15 w16se w16cid w16 w16cex w16sdtdh w16du wp14">
+<w:document xmlns:wpc="http://schemas.microsoft.com/office/word/2010/wordprocessingCanvas" xmlns:cx="http://schemas.microsoft.com/office/drawing/2014/chartex" xmlns:cx1="http://schemas.microsoft.com/office/drawing/2015/9/8/chartex" xmlns:cx2="http://schemas.microsoft.com/office/drawing/2015/10/21/chartex" xmlns:cx3="http://schemas.microsoft.com/office/drawing/2016/5/9/chartex" xmlns:cx4="http://schemas.microsoft.com/office/drawing/2016/5/10/chartex" xmlns:cx5="http://schemas.microsoft.com/office/drawing/2016/5/11/chartex" xmlns:cx6="http://schemas.microsoft.com/office/drawing/2016/5/12/chartex" xmlns:cx7="http://schemas.microsoft.com/office/drawing/2016/5/13/chartex" xmlns:cx8="http://schemas.microsoft.com/office/drawing/2016/5/14/chartex" xmlns:mc="http://schemas.openxmlformats.org/markup-compatibility/2006" xmlns:aink="http://schemas.microsoft.com/office/drawing/2016/ink" xmlns:am3d="http://schemas.microsoft.com/office/drawing/2017/model3d" xmlns:o="urn:schemas-microsoft-com:office:office" xmlns:r="http://schemas.openxmlformats.org/officeDocument/2006/relationships" xmlns:m="http://schemas.openxmlformats.org/officeDocument/2006/math" xmlns:v="urn:schemas-microsoft-com:vml" xmlns:wp14="http://schemas.microsoft.com/office/word/2010/wordprocessingDrawing" xmlns:wp="http://schemas.openxmlformats.org/drawingml/2006/wordprocessingDrawing" xmlns:w10="urn:schemas-microsoft-com:office:word" xmlns:w="http://schemas.openxmlformats.org/wordprocessingml/2006/main" xmlns:w14="http://schemas.microsoft.com/office/word/2010/wordml" xmlns:w15="http://schemas.microsoft.com/office/word/2012/wordml" xmlns:w16cex="http://schemas.microsoft.com/office/word/2018/wordml/cex" xmlns:w16cid="http://schemas.microsoft.com/office/word/2016/wordml/cid" xmlns:w16="http://schemas.microsoft.com/office/word/2018/wordml" xmlns:w16sdtdh="http://schemas.microsoft.com/office/word/2020/wordml/sdtdatahash" xmlns:w16se="http://schemas.microsoft.com/office/word/2015/wordml/symex" xmlns:wpg="http://schemas.microsoft.com/office/word/2010/wordprocessingGroup" xmlns:wpi="http://schemas.microsoft.com/office/word/2010/wordprocessingInk" xmlns:wne="http://schemas.microsoft.com/office/word/2006/wordml" xmlns:wps="http://schemas.microsoft.com/office/word/2010/wordprocessingShape" mc:Ignorable="w14 w15 w16se w16cid w16 w16cex w16sdtdh wp14">
   <w:body>
     <w:p>
       <w:pPr>
@@ -11189,7 +11189,21 @@
         <w:rPr>
           <w:lang w:eastAsia="ru-RU" w:bidi="ru-RU"/>
         </w:rPr>
-        <w:t>Для добавления упражнения необходимо нажать кнопку «Добавить» на главной форме. Откроется форма создания нового упражнения (рисунок X).</w:t>
+        <w:t>Для добавления упражнения необходимо нажать кнопку «Добавить» на главной форме. Откроется форма создания нового упражнения (</w:t>
+      </w:r>
+      <w:commentRangeStart w:id="16"/>
+      <w:r>
+        <w:rPr>
+          <w:lang w:eastAsia="ru-RU" w:bidi="ru-RU"/>
+        </w:rPr>
+        <w:t>рисунок X).</w:t>
+      </w:r>
+      <w:commentRangeEnd w:id="16"/>
+      <w:r>
+        <w:rPr>
+          <w:rStyle w:val="af8"/>
+        </w:rPr>
+        <w:commentReference w:id="16"/>
       </w:r>
     </w:p>
     <w:p>
@@ -11221,7 +11235,7 @@
                     <pic:cNvPicPr/>
                   </pic:nvPicPr>
                   <pic:blipFill>
-                    <a:blip r:embed="rId15"/>
+                    <a:blip r:embed="rId19"/>
                     <a:stretch>
                       <a:fillRect/>
                     </a:stretch>
@@ -11347,7 +11361,7 @@
                     <pic:cNvPicPr/>
                   </pic:nvPicPr>
                   <pic:blipFill>
-                    <a:blip r:embed="rId16"/>
+                    <a:blip r:embed="rId20"/>
                     <a:stretch>
                       <a:fillRect/>
                     </a:stretch>
@@ -11484,7 +11498,7 @@
                 <wp:cNvGraphicFramePr/>
                 <a:graphic xmlns:a="http://schemas.openxmlformats.org/drawingml/2006/main">
                   <a:graphicData uri="http://schemas.microsoft.com/office/word/2010/wordprocessingInk">
-                    <w14:contentPart bwMode="auto" r:id="rId17">
+                    <w14:contentPart bwMode="auto" r:id="rId21">
                       <w14:nvContentPartPr>
                         <w14:cNvContentPartPr/>
                       </w14:nvContentPartPr>
@@ -11498,7 +11512,7 @@
               </wp:anchor>
             </w:drawing>
           </mc:Choice>
-          <mc:Fallback>
+          <mc:Fallback xmlns:w16du="http://schemas.microsoft.com/office/word/2023/wordml/word16du" xmlns:oel="http://schemas.microsoft.com/office/2019/extlst">
             <w:pict>
               <v:shapetype w14:anchorId="73F4201C" id="_x0000_t75" coordsize="21600,21600" o:spt="75" o:preferrelative="t" path="m@4@5l@4@11@9@11@9@5xe" filled="f" stroked="f">
                 <v:stroke joinstyle="miter"/>
@@ -11520,7 +11534,7 @@
                 <o:lock v:ext="edit" aspectratio="t"/>
               </v:shapetype>
               <v:shape id="Рукописный ввод 7" o:spid="_x0000_s1026" type="#_x0000_t75" style="position:absolute;margin-left:356pt;margin-top:109.05pt;width:10.2pt;height:2.15pt;z-index:251660288;visibility:visible;mso-wrap-style:square;mso-wrap-distance-left:9pt;mso-wrap-distance-top:0;mso-wrap-distance-right:9pt;mso-wrap-distance-bottom:0;mso-position-horizontal:absolute;mso-position-horizontal-relative:text;mso-position-vertical:absolute;mso-position-vertical-relative:text" o:gfxdata="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">
-                <v:imagedata r:id="rId18" o:title=""/>
+                <v:imagedata r:id="rId22" o:title=""/>
               </v:shape>
             </w:pict>
           </mc:Fallback>
@@ -11550,7 +11564,7 @@
                 <wp:cNvGraphicFramePr/>
                 <a:graphic xmlns:a="http://schemas.openxmlformats.org/drawingml/2006/main">
                   <a:graphicData uri="http://schemas.microsoft.com/office/word/2010/wordprocessingInk">
-                    <w14:contentPart bwMode="auto" r:id="rId19">
+                    <w14:contentPart bwMode="auto" r:id="rId23">
                       <w14:nvContentPartPr>
                         <w14:cNvContentPartPr/>
                       </w14:nvContentPartPr>
@@ -11564,10 +11578,10 @@
               </wp:anchor>
             </w:drawing>
           </mc:Choice>
-          <mc:Fallback>
+          <mc:Fallback xmlns:w16du="http://schemas.microsoft.com/office/word/2023/wordml/word16du" xmlns:oel="http://schemas.microsoft.com/office/2019/extlst">
             <w:pict>
               <v:shape w14:anchorId="06D3CD8B" id="Рукописный ввод 6" o:spid="_x0000_s1026" type="#_x0000_t75" style="position:absolute;margin-left:101.5pt;margin-top:89.35pt;width:23.85pt;height:17.05pt;z-index:251659264;visibility:visible;mso-wrap-style:square;mso-wrap-distance-left:9pt;mso-wrap-distance-top:0;mso-wrap-distance-right:9pt;mso-wrap-distance-bottom:0;mso-position-horizontal:absolute;mso-position-horizontal-relative:text;mso-position-vertical:absolute;mso-position-vertical-relative:text" o:gfxdata="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">
-                <v:imagedata r:id="rId20" o:title=""/>
+                <v:imagedata r:id="rId24" o:title=""/>
               </v:shape>
             </w:pict>
           </mc:Fallback>
@@ -11594,7 +11608,7 @@
                     <pic:cNvPicPr/>
                   </pic:nvPicPr>
                   <pic:blipFill>
-                    <a:blip r:embed="rId21"/>
+                    <a:blip r:embed="rId25"/>
                     <a:stretch>
                       <a:fillRect/>
                     </a:stretch>
@@ -11635,7 +11649,7 @@
                     <pic:cNvPicPr/>
                   </pic:nvPicPr>
                   <pic:blipFill>
-                    <a:blip r:embed="rId22"/>
+                    <a:blip r:embed="rId26"/>
                     <a:stretch>
                       <a:fillRect/>
                     </a:stretch>
@@ -11723,7 +11737,14 @@
         <w:rPr>
           <w:lang w:eastAsia="ru-RU" w:bidi="ru-RU"/>
         </w:rPr>
-        <w:t>В режиме отладки на форме добавления доступна кнопка «</w:t>
+        <w:t xml:space="preserve">В режиме отладки на форме добавления доступна </w:t>
+      </w:r>
+      <w:commentRangeStart w:id="17"/>
+      <w:r>
+        <w:rPr>
+          <w:lang w:eastAsia="ru-RU" w:bidi="ru-RU"/>
+        </w:rPr>
+        <w:t>кнопка «</w:t>
       </w:r>
       <w:r>
         <w:rPr>
@@ -11770,8 +11791,8 @@
       <w:pPr>
         <w:pStyle w:val="2"/>
       </w:pPr>
-      <w:bookmarkStart w:id="16" w:name="_Toc227764316"/>
-      <w:bookmarkStart w:id="17" w:name="_Toc227771493"/>
+      <w:bookmarkStart w:id="18" w:name="_Toc227764316"/>
+      <w:bookmarkStart w:id="19" w:name="_Toc227771493"/>
       <w:r>
         <w:t xml:space="preserve">1.5.2 Тестовый случай «Удалить </w:t>
       </w:r>
@@ -11781,8 +11802,8 @@
       <w:r>
         <w:t>»</w:t>
       </w:r>
-      <w:bookmarkEnd w:id="16"/>
-      <w:bookmarkEnd w:id="17"/>
+      <w:bookmarkEnd w:id="18"/>
+      <w:bookmarkEnd w:id="19"/>
     </w:p>
     <w:p>
       <w:r>
@@ -11797,6 +11818,13 @@
       </w:r>
       <w:r>
         <w:t>»:</w:t>
+      </w:r>
+      <w:commentRangeEnd w:id="17"/>
+      <w:r>
+        <w:rPr>
+          <w:rStyle w:val="af8"/>
+        </w:rPr>
+        <w:commentReference w:id="17"/>
       </w:r>
     </w:p>
     <w:p>
@@ -11828,7 +11856,7 @@
                     <pic:cNvPicPr/>
                   </pic:nvPicPr>
                   <pic:blipFill>
-                    <a:blip r:embed="rId23"/>
+                    <a:blip r:embed="rId27"/>
                     <a:stretch>
                       <a:fillRect/>
                     </a:stretch>
@@ -11936,7 +11964,7 @@
                     <pic:cNvPicPr/>
                   </pic:nvPicPr>
                   <pic:blipFill>
-                    <a:blip r:embed="rId24"/>
+                    <a:blip r:embed="rId28"/>
                     <a:stretch>
                       <a:fillRect/>
                     </a:stretch>
@@ -12060,7 +12088,7 @@
                     <pic:cNvPicPr/>
                   </pic:nvPicPr>
                   <pic:blipFill>
-                    <a:blip r:embed="rId25"/>
+                    <a:blip r:embed="rId29"/>
                     <a:stretch>
                       <a:fillRect/>
                     </a:stretch>
@@ -12169,7 +12197,7 @@
                     <pic:cNvPicPr/>
                   </pic:nvPicPr>
                   <pic:blipFill>
-                    <a:blip r:embed="rId26"/>
+                    <a:blip r:embed="rId30"/>
                     <a:stretch>
                       <a:fillRect/>
                     </a:stretch>
@@ -12244,8 +12272,8 @@
       <w:pPr>
         <w:pStyle w:val="2"/>
       </w:pPr>
-      <w:bookmarkStart w:id="18" w:name="_Toc227764317"/>
-      <w:bookmarkStart w:id="19" w:name="_Toc227771494"/>
+      <w:bookmarkStart w:id="20" w:name="_Toc227764317"/>
+      <w:bookmarkStart w:id="21" w:name="_Toc227771494"/>
       <w:r>
         <w:t>1.5.3 Тестовый случай «</w:t>
       </w:r>
@@ -12261,8 +12289,8 @@
       <w:r>
         <w:t>»</w:t>
       </w:r>
-      <w:bookmarkEnd w:id="18"/>
-      <w:bookmarkEnd w:id="19"/>
+      <w:bookmarkEnd w:id="20"/>
+      <w:bookmarkEnd w:id="21"/>
     </w:p>
     <w:p>
       <w:r>
@@ -12301,7 +12329,7 @@
                     <pic:cNvPicPr/>
                   </pic:nvPicPr>
                   <pic:blipFill>
-                    <a:blip r:embed="rId27"/>
+                    <a:blip r:embed="rId31"/>
                     <a:stretch>
                       <a:fillRect/>
                     </a:stretch>
@@ -12448,7 +12476,7 @@
                     <pic:cNvPicPr/>
                   </pic:nvPicPr>
                   <pic:blipFill>
-                    <a:blip r:embed="rId28"/>
+                    <a:blip r:embed="rId32"/>
                     <a:stretch>
                       <a:fillRect/>
                     </a:stretch>
@@ -12556,7 +12584,7 @@
                     <pic:cNvPicPr/>
                   </pic:nvPicPr>
                   <pic:blipFill>
-                    <a:blip r:embed="rId29"/>
+                    <a:blip r:embed="rId33"/>
                     <a:stretch>
                       <a:fillRect/>
                     </a:stretch>
@@ -12701,7 +12729,7 @@
                     <pic:cNvPicPr/>
                   </pic:nvPicPr>
                   <pic:blipFill>
-                    <a:blip r:embed="rId30"/>
+                    <a:blip r:embed="rId34"/>
                     <a:stretch>
                       <a:fillRect/>
                     </a:stretch>
@@ -12785,13 +12813,13 @@
       <w:pPr>
         <w:pStyle w:val="2"/>
       </w:pPr>
-      <w:bookmarkStart w:id="20" w:name="_Toc227764318"/>
-      <w:bookmarkStart w:id="21" w:name="_Toc227771495"/>
+      <w:bookmarkStart w:id="22" w:name="_Toc227764318"/>
+      <w:bookmarkStart w:id="23" w:name="_Toc227771495"/>
       <w:r>
         <w:t>1.5.4 Тестовый случай «Сохранить данные»</w:t>
       </w:r>
-      <w:bookmarkEnd w:id="20"/>
-      <w:bookmarkEnd w:id="21"/>
+      <w:bookmarkEnd w:id="22"/>
+      <w:bookmarkEnd w:id="23"/>
     </w:p>
     <w:p>
       <w:r>
@@ -12835,7 +12863,7 @@
                     <pic:cNvPicPr/>
                   </pic:nvPicPr>
                   <pic:blipFill>
-                    <a:blip r:embed="rId31"/>
+                    <a:blip r:embed="rId35"/>
                     <a:stretch>
                       <a:fillRect/>
                     </a:stretch>
@@ -12922,6 +12950,7 @@
       <w:r>
         <w:t xml:space="preserve"> успешной загрузки появится сообщение о успешном сохранении. Файл сохраняется в </w:t>
       </w:r>
+      <w:commentRangeStart w:id="24"/>
       <w:proofErr w:type="spellStart"/>
       <w:r>
         <w:t>кастомном</w:t>
@@ -12929,6 +12958,13 @@
       <w:proofErr w:type="spellEnd"/>
       <w:r>
         <w:t xml:space="preserve"> </w:t>
+      </w:r>
+      <w:commentRangeEnd w:id="24"/>
+      <w:r>
+        <w:rPr>
+          <w:rStyle w:val="af8"/>
+        </w:rPr>
+        <w:commentReference w:id="24"/>
       </w:r>
       <w:proofErr w:type="gramStart"/>
       <w:r>
@@ -12975,7 +13011,7 @@
                     <pic:cNvPicPr/>
                   </pic:nvPicPr>
                   <pic:blipFill>
-                    <a:blip r:embed="rId32"/>
+                    <a:blip r:embed="rId36"/>
                     <a:stretch>
                       <a:fillRect/>
                     </a:stretch>
@@ -13023,7 +13059,7 @@
                     <pic:cNvPicPr/>
                   </pic:nvPicPr>
                   <pic:blipFill>
-                    <a:blip r:embed="rId33"/>
+                    <a:blip r:embed="rId37"/>
                     <a:stretch>
                       <a:fillRect/>
                     </a:stretch>
@@ -13155,7 +13191,7 @@
                     <pic:cNvPicPr/>
                   </pic:nvPicPr>
                   <pic:blipFill>
-                    <a:blip r:embed="rId34"/>
+                    <a:blip r:embed="rId38"/>
                     <a:stretch>
                       <a:fillRect/>
                     </a:stretch>
@@ -13242,8 +13278,8 @@
       <w:pPr>
         <w:pStyle w:val="2"/>
       </w:pPr>
-      <w:bookmarkStart w:id="22" w:name="_Toc227764319"/>
-      <w:bookmarkStart w:id="23" w:name="_Toc227771496"/>
+      <w:bookmarkStart w:id="25" w:name="_Toc227764319"/>
+      <w:bookmarkStart w:id="26" w:name="_Toc227771496"/>
       <w:r>
         <w:t>1.5.5 Тестовый случай «</w:t>
       </w:r>
@@ -13253,8 +13289,8 @@
       <w:r>
         <w:t xml:space="preserve"> данные»</w:t>
       </w:r>
-      <w:bookmarkEnd w:id="22"/>
-      <w:bookmarkEnd w:id="23"/>
+      <w:bookmarkEnd w:id="25"/>
+      <w:bookmarkEnd w:id="26"/>
     </w:p>
     <w:p>
       <w:pPr>
@@ -13297,7 +13333,7 @@
                     <pic:cNvPicPr/>
                   </pic:nvPicPr>
                   <pic:blipFill>
-                    <a:blip r:embed="rId35"/>
+                    <a:blip r:embed="rId39"/>
                     <a:stretch>
                       <a:fillRect/>
                     </a:stretch>
@@ -13390,9 +13426,9 @@
           <w:bCs/>
         </w:rPr>
       </w:pPr>
-      <w:bookmarkStart w:id="24" w:name="_Toc74829069"/>
-      <w:bookmarkStart w:id="25" w:name="_Toc74956678"/>
-      <w:bookmarkStart w:id="26" w:name="_Toc227771497"/>
+      <w:bookmarkStart w:id="27" w:name="_Toc74829069"/>
+      <w:bookmarkStart w:id="28" w:name="_Toc74956678"/>
+      <w:bookmarkStart w:id="29" w:name="_Toc227771497"/>
       <w:r>
         <w:rPr>
           <w:b/>
@@ -13401,9 +13437,9 @@
         <w:lastRenderedPageBreak/>
         <w:t>Список использованных источников</w:t>
       </w:r>
-      <w:bookmarkEnd w:id="24"/>
-      <w:bookmarkEnd w:id="25"/>
-      <w:bookmarkEnd w:id="26"/>
+      <w:bookmarkEnd w:id="27"/>
+      <w:bookmarkEnd w:id="28"/>
+      <w:bookmarkEnd w:id="29"/>
     </w:p>
     <w:p>
       <w:pPr>
@@ -13480,9 +13516,9 @@
           <w:bCs/>
         </w:rPr>
       </w:pPr>
-      <w:bookmarkStart w:id="27" w:name="_Toc74829070"/>
-      <w:bookmarkStart w:id="28" w:name="_Toc74956679"/>
-      <w:bookmarkStart w:id="29" w:name="_Toc227771498"/>
+      <w:bookmarkStart w:id="30" w:name="_Toc74829070"/>
+      <w:bookmarkStart w:id="31" w:name="_Toc74956679"/>
+      <w:bookmarkStart w:id="32" w:name="_Toc227771498"/>
       <w:r>
         <w:rPr>
           <w:b/>
@@ -13505,9 +13541,9 @@
         </w:rPr>
         <w:t xml:space="preserve"> А</w:t>
       </w:r>
-      <w:bookmarkEnd w:id="27"/>
-      <w:bookmarkEnd w:id="28"/>
-      <w:bookmarkEnd w:id="29"/>
+      <w:bookmarkEnd w:id="30"/>
+      <w:bookmarkEnd w:id="31"/>
+      <w:bookmarkEnd w:id="32"/>
     </w:p>
     <w:p>
       <w:pPr>
@@ -13608,7 +13644,7 @@
       <w:pPr>
         <w:pStyle w:val="2"/>
       </w:pPr>
-      <w:bookmarkStart w:id="30" w:name="_Toc227771499"/>
+      <w:bookmarkStart w:id="33" w:name="_Toc227771499"/>
       <w:r>
         <w:lastRenderedPageBreak/>
         <w:t xml:space="preserve">1. </w:t>
@@ -13616,7 +13652,7 @@
       <w:r>
         <w:t>Общие сведения</w:t>
       </w:r>
-      <w:bookmarkEnd w:id="30"/>
+      <w:bookmarkEnd w:id="33"/>
     </w:p>
     <w:p>
       <w:r>
@@ -13754,7 +13790,7 @@
         <w:ind w:firstLine="851"/>
         <w:jc w:val="both"/>
       </w:pPr>
-      <w:bookmarkStart w:id="31" w:name="_Toc227771501"/>
+      <w:bookmarkStart w:id="34" w:name="_Toc227771501"/>
       <w:r>
         <w:lastRenderedPageBreak/>
         <w:t xml:space="preserve">2 </w:t>
@@ -13762,7 +13798,7 @@
       <w:r>
         <w:t>Назначение и цели создания системы</w:t>
       </w:r>
-      <w:bookmarkEnd w:id="31"/>
+      <w:bookmarkEnd w:id="34"/>
     </w:p>
     <w:p>
       <w:pPr>
@@ -13833,8 +13869,8 @@
         <w:ind w:firstLine="851"/>
         <w:jc w:val="both"/>
       </w:pPr>
-      <w:bookmarkStart w:id="32" w:name="_Toc227764325"/>
-      <w:bookmarkStart w:id="33" w:name="_Toc227771502"/>
+      <w:bookmarkStart w:id="35" w:name="_Toc227764325"/>
+      <w:bookmarkStart w:id="36" w:name="_Toc227771502"/>
       <w:r>
         <w:lastRenderedPageBreak/>
         <w:t xml:space="preserve">3 </w:t>
@@ -13842,8 +13878,8 @@
       <w:r>
         <w:t>Характеристика объектов автоматизации</w:t>
       </w:r>
-      <w:bookmarkEnd w:id="32"/>
-      <w:bookmarkEnd w:id="33"/>
+      <w:bookmarkEnd w:id="35"/>
+      <w:bookmarkEnd w:id="36"/>
     </w:p>
     <w:p>
       <w:pPr>
@@ -13897,7 +13933,7 @@
         <w:ind w:firstLine="851"/>
         <w:jc w:val="both"/>
       </w:pPr>
-      <w:bookmarkStart w:id="34" w:name="_Toc227771503"/>
+      <w:bookmarkStart w:id="37" w:name="_Toc227771503"/>
       <w:r>
         <w:lastRenderedPageBreak/>
         <w:t xml:space="preserve">4 </w:t>
@@ -13905,7 +13941,7 @@
       <w:r>
         <w:t>Характеристика объектов автоматизации</w:t>
       </w:r>
-      <w:bookmarkEnd w:id="34"/>
+      <w:bookmarkEnd w:id="37"/>
     </w:p>
     <w:p>
       <w:pPr>
@@ -15256,7 +15292,6 @@
           <w:rFonts w:cs="Times New Roman"/>
           <w:color w:val="000000"/>
           <w:shd w:val="clear" w:color="auto" w:fill="FFFFFF"/>
-          <w:lang w:val="en-US"/>
         </w:rPr>
       </w:pPr>
       <w:r>
@@ -15266,7 +15301,15 @@
           <w:shd w:val="clear" w:color="auto" w:fill="FFFFFF"/>
           <w:lang w:val="en-US"/>
         </w:rPr>
-        <w:t xml:space="preserve">  &lt;/</w:t>
+        <w:t xml:space="preserve">  </w:t>
+      </w:r>
+      <w:r>
+        <w:rPr>
+          <w:rFonts w:cs="Times New Roman"/>
+          <w:color w:val="000000"/>
+          <w:shd w:val="clear" w:color="auto" w:fill="FFFFFF"/>
+        </w:rPr>
+        <w:t>&lt;/</w:t>
       </w:r>
       <w:proofErr w:type="spellStart"/>
       <w:r>
@@ -15284,7 +15327,6 @@
           <w:rFonts w:cs="Times New Roman"/>
           <w:color w:val="000000"/>
           <w:shd w:val="clear" w:color="auto" w:fill="FFFFFF"/>
-          <w:lang w:val="en-US"/>
         </w:rPr>
         <w:t>&gt;</w:t>
       </w:r>
@@ -16679,8 +16721,76 @@
 </w:document>
 </file>
 
+<file path=word/comments.xml><?xml version="1.0" encoding="utf-8"?>
+<w:comments xmlns:wpc="http://schemas.microsoft.com/office/word/2010/wordprocessingCanvas" xmlns:cx="http://schemas.microsoft.com/office/drawing/2014/chartex" xmlns:cx1="http://schemas.microsoft.com/office/drawing/2015/9/8/chartex" xmlns:cx2="http://schemas.microsoft.com/office/drawing/2015/10/21/chartex" xmlns:cx3="http://schemas.microsoft.com/office/drawing/2016/5/9/chartex" xmlns:cx4="http://schemas.microsoft.com/office/drawing/2016/5/10/chartex" xmlns:cx5="http://schemas.microsoft.com/office/drawing/2016/5/11/chartex" xmlns:cx6="http://schemas.microsoft.com/office/drawing/2016/5/12/chartex" xmlns:cx7="http://schemas.microsoft.com/office/drawing/2016/5/13/chartex" xmlns:cx8="http://schemas.microsoft.com/office/drawing/2016/5/14/chartex" xmlns:mc="http://schemas.openxmlformats.org/markup-compatibility/2006" xmlns:aink="http://schemas.microsoft.com/office/drawing/2016/ink" xmlns:am3d="http://schemas.microsoft.com/office/drawing/2017/model3d" xmlns:o="urn:schemas-microsoft-com:office:office" xmlns:r="http://schemas.openxmlformats.org/officeDocument/2006/relationships" xmlns:m="http://schemas.openxmlformats.org/officeDocument/2006/math" xmlns:v="urn:schemas-microsoft-com:vml" xmlns:wp14="http://schemas.microsoft.com/office/word/2010/wordprocessingDrawing" xmlns:wp="http://schemas.openxmlformats.org/drawingml/2006/wordprocessingDrawing" xmlns:w10="urn:schemas-microsoft-com:office:word" xmlns:w="http://schemas.openxmlformats.org/wordprocessingml/2006/main" xmlns:w14="http://schemas.microsoft.com/office/word/2010/wordml" xmlns:w15="http://schemas.microsoft.com/office/word/2012/wordml" xmlns:w16cex="http://schemas.microsoft.com/office/word/2018/wordml/cex" xmlns:w16cid="http://schemas.microsoft.com/office/word/2016/wordml/cid" xmlns:w16="http://schemas.microsoft.com/office/word/2018/wordml" xmlns:w16sdtdh="http://schemas.microsoft.com/office/word/2020/wordml/sdtdatahash" xmlns:w16se="http://schemas.microsoft.com/office/word/2015/wordml/symex" xmlns:wpg="http://schemas.microsoft.com/office/word/2010/wordprocessingGroup" xmlns:wpi="http://schemas.microsoft.com/office/word/2010/wordprocessingInk" xmlns:wne="http://schemas.microsoft.com/office/word/2006/wordml" xmlns:wps="http://schemas.microsoft.com/office/word/2010/wordprocessingShape" mc:Ignorable="w14 w15 w16se w16cid w16 w16cex w16sdtdh wp14">
+  <w:comment w:id="16" w:author="Aleksey A. Kalentev" w:date="2026-04-30T11:37:00Z" w:initials="AAK">
+    <w:p>
+      <w:pPr>
+        <w:pStyle w:val="af9"/>
+      </w:pPr>
+      <w:r>
+        <w:rPr>
+          <w:rStyle w:val="af8"/>
+        </w:rPr>
+        <w:annotationRef/>
+      </w:r>
+    </w:p>
+  </w:comment>
+  <w:comment w:id="17" w:author="Aleksey A. Kalentev" w:date="2026-04-30T11:37:00Z" w:initials="AAK">
+    <w:p>
+      <w:pPr>
+        <w:pStyle w:val="af9"/>
+      </w:pPr>
+      <w:r>
+        <w:rPr>
+          <w:rStyle w:val="af8"/>
+        </w:rPr>
+        <w:annotationRef/>
+      </w:r>
+    </w:p>
+  </w:comment>
+  <w:comment w:id="24" w:author="Aleksey A. Kalentev" w:date="2026-04-30T11:38:00Z" w:initials="AAK">
+    <w:p>
+      <w:pPr>
+        <w:pStyle w:val="af9"/>
+      </w:pPr>
+      <w:r>
+        <w:rPr>
+          <w:rStyle w:val="af8"/>
+        </w:rPr>
+        <w:annotationRef/>
+      </w:r>
+    </w:p>
+  </w:comment>
+</w:comments>
+</file>
+
+<file path=word/commentsExtended.xml><?xml version="1.0" encoding="utf-8"?>
+<w15:commentsEx xmlns:wpc="http://schemas.microsoft.com/office/word/2010/wordprocessingCanvas" xmlns:cx="http://schemas.microsoft.com/office/drawing/2014/chartex" xmlns:cx1="http://schemas.microsoft.com/office/drawing/2015/9/8/chartex" xmlns:cx2="http://schemas.microsoft.com/office/drawing/2015/10/21/chartex" xmlns:cx3="http://schemas.microsoft.com/office/drawing/2016/5/9/chartex" xmlns:cx4="http://schemas.microsoft.com/office/drawing/2016/5/10/chartex" xmlns:cx5="http://schemas.microsoft.com/office/drawing/2016/5/11/chartex" xmlns:cx6="http://schemas.microsoft.com/office/drawing/2016/5/12/chartex" xmlns:cx7="http://schemas.microsoft.com/office/drawing/2016/5/13/chartex" xmlns:cx8="http://schemas.microsoft.com/office/drawing/2016/5/14/chartex" xmlns:mc="http://schemas.openxmlformats.org/markup-compatibility/2006" xmlns:aink="http://schemas.microsoft.com/office/drawing/2016/ink" xmlns:am3d="http://schemas.microsoft.com/office/drawing/2017/model3d" xmlns:o="urn:schemas-microsoft-com:office:office" xmlns:r="http://schemas.openxmlformats.org/officeDocument/2006/relationships" xmlns:m="http://schemas.openxmlformats.org/officeDocument/2006/math" xmlns:v="urn:schemas-microsoft-com:vml" xmlns:wp14="http://schemas.microsoft.com/office/word/2010/wordprocessingDrawing" xmlns:wp="http://schemas.openxmlformats.org/drawingml/2006/wordprocessingDrawing" xmlns:w10="urn:schemas-microsoft-com:office:word" xmlns:w="http://schemas.openxmlformats.org/wordprocessingml/2006/main" xmlns:w14="http://schemas.microsoft.com/office/word/2010/wordml" xmlns:w15="http://schemas.microsoft.com/office/word/2012/wordml" xmlns:w16cex="http://schemas.microsoft.com/office/word/2018/wordml/cex" xmlns:w16cid="http://schemas.microsoft.com/office/word/2016/wordml/cid" xmlns:w16="http://schemas.microsoft.com/office/word/2018/wordml" xmlns:w16sdtdh="http://schemas.microsoft.com/office/word/2020/wordml/sdtdatahash" xmlns:w16se="http://schemas.microsoft.com/office/word/2015/wordml/symex" xmlns:wpg="http://schemas.microsoft.com/office/word/2010/wordprocessingGroup" xmlns:wpi="http://schemas.microsoft.com/office/word/2010/wordprocessingInk" xmlns:wne="http://schemas.microsoft.com/office/word/2006/wordml" xmlns:wps="http://schemas.microsoft.com/office/word/2010/wordprocessingShape" mc:Ignorable="w14 w15 w16se w16cid w16 w16cex w16sdtdh wp14">
+  <w15:commentEx w15:paraId="479CC714" w15:done="0"/>
+  <w15:commentEx w15:paraId="3D8D2027" w15:done="0"/>
+  <w15:commentEx w15:paraId="195C034D" w15:done="0"/>
+</w15:commentsEx>
+</file>
+
+<file path=word/commentsExtensible.xml><?xml version="1.0" encoding="utf-8"?>
+<w16cex:commentsExtensible xmlns:wpc="http://schemas.microsoft.com/office/word/2010/wordprocessingCanvas" xmlns:cx="http://schemas.microsoft.com/office/drawing/2014/chartex" xmlns:cx1="http://schemas.microsoft.com/office/drawing/2015/9/8/chartex" xmlns:cx2="http://schemas.microsoft.com/office/drawing/2015/10/21/chartex" xmlns:cx3="http://schemas.microsoft.com/office/drawing/2016/5/9/chartex" xmlns:cx4="http://schemas.microsoft.com/office/drawing/2016/5/10/chartex" xmlns:cx5="http://schemas.microsoft.com/office/drawing/2016/5/11/chartex" xmlns:cx6="http://schemas.microsoft.com/office/drawing/2016/5/12/chartex" xmlns:cx7="http://schemas.microsoft.com/office/drawing/2016/5/13/chartex" xmlns:cx8="http://schemas.microsoft.com/office/drawing/2016/5/14/chartex" xmlns:mc="http://schemas.openxmlformats.org/markup-compatibility/2006" xmlns:aink="http://schemas.microsoft.com/office/drawing/2016/ink" xmlns:am3d="http://schemas.microsoft.com/office/drawing/2017/model3d" xmlns:o="urn:schemas-microsoft-com:office:office" xmlns:r="http://schemas.openxmlformats.org/officeDocument/2006/relationships" xmlns:m="http://schemas.openxmlformats.org/officeDocument/2006/math" xmlns:v="urn:schemas-microsoft-com:vml" xmlns:wp14="http://schemas.microsoft.com/office/word/2010/wordprocessingDrawing" xmlns:wp="http://schemas.openxmlformats.org/drawingml/2006/wordprocessingDrawing" xmlns:w10="urn:schemas-microsoft-com:office:word" xmlns:w="http://schemas.openxmlformats.org/wordprocessingml/2006/main" xmlns:w14="http://schemas.microsoft.com/office/word/2010/wordml" xmlns:w15="http://schemas.microsoft.com/office/word/2012/wordml" xmlns:w16cex="http://schemas.microsoft.com/office/word/2018/wordml/cex" xmlns:w16cid="http://schemas.microsoft.com/office/word/2016/wordml/cid" xmlns:w16="http://schemas.microsoft.com/office/word/2018/wordml" xmlns:w16sdtdh="http://schemas.microsoft.com/office/word/2020/wordml/sdtdatahash" xmlns:w16se="http://schemas.microsoft.com/office/word/2015/wordml/symex" xmlns:wpg="http://schemas.microsoft.com/office/word/2010/wordprocessingGroup" xmlns:wpi="http://schemas.microsoft.com/office/word/2010/wordprocessingInk" xmlns:wne="http://schemas.microsoft.com/office/word/2006/wordml" xmlns:wps="http://schemas.microsoft.com/office/word/2010/wordprocessingShape" mc:Ignorable="w14 w15 w16se w16cid w16 w16cex w16sdtdh wp14">
+  <w16cex:commentExtensible w16cex:durableId="2D9DBD81" w16cex:dateUtc="2026-04-30T04:37:00Z"/>
+  <w16cex:commentExtensible w16cex:durableId="2D9DBD91" w16cex:dateUtc="2026-04-30T04:37:00Z"/>
+  <w16cex:commentExtensible w16cex:durableId="2D9DBDB3" w16cex:dateUtc="2026-04-30T04:38:00Z"/>
+</w16cex:commentsExtensible>
+</file>
+
+<file path=word/commentsIds.xml><?xml version="1.0" encoding="utf-8"?>
+<w16cid:commentsIds xmlns:wpc="http://schemas.microsoft.com/office/word/2010/wordprocessingCanvas" xmlns:cx="http://schemas.microsoft.com/office/drawing/2014/chartex" xmlns:cx1="http://schemas.microsoft.com/office/drawing/2015/9/8/chartex" xmlns:cx2="http://schemas.microsoft.com/office/drawing/2015/10/21/chartex" xmlns:cx3="http://schemas.microsoft.com/office/drawing/2016/5/9/chartex" xmlns:cx4="http://schemas.microsoft.com/office/drawing/2016/5/10/chartex" xmlns:cx5="http://schemas.microsoft.com/office/drawing/2016/5/11/chartex" xmlns:cx6="http://schemas.microsoft.com/office/drawing/2016/5/12/chartex" xmlns:cx7="http://schemas.microsoft.com/office/drawing/2016/5/13/chartex" xmlns:cx8="http://schemas.microsoft.com/office/drawing/2016/5/14/chartex" xmlns:mc="http://schemas.openxmlformats.org/markup-compatibility/2006" xmlns:aink="http://schemas.microsoft.com/office/drawing/2016/ink" xmlns:am3d="http://schemas.microsoft.com/office/drawing/2017/model3d" xmlns:o="urn:schemas-microsoft-com:office:office" xmlns:r="http://schemas.openxmlformats.org/officeDocument/2006/relationships" xmlns:m="http://schemas.openxmlformats.org/officeDocument/2006/math" xmlns:v="urn:schemas-microsoft-com:vml" xmlns:wp14="http://schemas.microsoft.com/office/word/2010/wordprocessingDrawing" xmlns:wp="http://schemas.openxmlformats.org/drawingml/2006/wordprocessingDrawing" xmlns:w10="urn:schemas-microsoft-com:office:word" xmlns:w="http://schemas.openxmlformats.org/wordprocessingml/2006/main" xmlns:w14="http://schemas.microsoft.com/office/word/2010/wordml" xmlns:w15="http://schemas.microsoft.com/office/word/2012/wordml" xmlns:w16cex="http://schemas.microsoft.com/office/word/2018/wordml/cex" xmlns:w16cid="http://schemas.microsoft.com/office/word/2016/wordml/cid" xmlns:w16="http://schemas.microsoft.com/office/word/2018/wordml" xmlns:w16sdtdh="http://schemas.microsoft.com/office/word/2020/wordml/sdtdatahash" xmlns:w16se="http://schemas.microsoft.com/office/word/2015/wordml/symex" xmlns:wpg="http://schemas.microsoft.com/office/word/2010/wordprocessingGroup" xmlns:wpi="http://schemas.microsoft.com/office/word/2010/wordprocessingInk" xmlns:wne="http://schemas.microsoft.com/office/word/2006/wordml" xmlns:wps="http://schemas.microsoft.com/office/word/2010/wordprocessingShape" mc:Ignorable="w14 w15 w16se w16cid w16 w16cex w16sdtdh wp14">
+  <w16cid:commentId w16cid:paraId="479CC714" w16cid:durableId="2D9DBD81"/>
+  <w16cid:commentId w16cid:paraId="3D8D2027" w16cid:durableId="2D9DBD91"/>
+  <w16cid:commentId w16cid:paraId="195C034D" w16cid:durableId="2D9DBDB3"/>
+</w16cid:commentsIds>
+</file>
+
 <file path=word/endnotes.xml><?xml version="1.0" encoding="utf-8"?>
-<w:endnotes xmlns:wpc="http://schemas.microsoft.com/office/word/2010/wordprocessingCanvas" xmlns:cx="http://schemas.microsoft.com/office/drawing/2014/chartex" xmlns:cx1="http://schemas.microsoft.com/office/drawing/2015/9/8/chartex" xmlns:cx2="http://schemas.microsoft.com/office/drawing/2015/10/21/chartex" xmlns:cx3="http://schemas.microsoft.com/office/drawing/2016/5/9/chartex" xmlns:cx4="http://schemas.microsoft.com/office/drawing/2016/5/10/chartex" xmlns:cx5="http://schemas.microsoft.com/office/drawing/2016/5/11/chartex" xmlns:cx6="http://schemas.microsoft.com/office/drawing/2016/5/12/chartex" xmlns:cx7="http://schemas.microsoft.com/office/drawing/2016/5/13/chartex" xmlns:cx8="http://schemas.microsoft.com/office/drawing/2016/5/14/chartex" xmlns:mc="http://schemas.openxmlformats.org/markup-compatibility/2006" xmlns:aink="http://schemas.microsoft.com/office/drawing/2016/ink" xmlns:am3d="http://schemas.microsoft.com/office/drawing/2017/model3d" xmlns:o="urn:schemas-microsoft-com:office:office" xmlns:oel="http://schemas.microsoft.com/office/2019/extlst" xmlns:r="http://schemas.openxmlformats.org/officeDocument/2006/relationships" xmlns:m="http://schemas.openxmlformats.org/officeDocument/2006/math" xmlns:v="urn:schemas-microsoft-com:vml" xmlns:wp14="http://schemas.microsoft.com/office/word/2010/wordprocessingDrawing" xmlns:wp="http://schemas.openxmlformats.org/drawingml/2006/wordprocessingDrawing" xmlns:w10="urn:schemas-microsoft-com:office:word" xmlns:w="http://schemas.openxmlformats.org/wordprocessingml/2006/main" xmlns:w14="http://schemas.microsoft.com/office/word/2010/wordml" xmlns:w15="http://schemas.microsoft.com/office/word/2012/wordml" xmlns:w16cex="http://schemas.microsoft.com/office/word/2018/wordml/cex" xmlns:w16cid="http://schemas.microsoft.com/office/word/2016/wordml/cid" xmlns:w16="http://schemas.microsoft.com/office/word/2018/wordml" xmlns:w16du="http://schemas.microsoft.com/office/word/2023/wordml/word16du" xmlns:w16sdtdh="http://schemas.microsoft.com/office/word/2020/wordml/sdtdatahash" xmlns:w16se="http://schemas.microsoft.com/office/word/2015/wordml/symex" xmlns:wpg="http://schemas.microsoft.com/office/word/2010/wordprocessingGroup" xmlns:wpi="http://schemas.microsoft.com/office/word/2010/wordprocessingInk" xmlns:wne="http://schemas.microsoft.com/office/word/2006/wordml" xmlns:wps="http://schemas.microsoft.com/office/word/2010/wordprocessingShape" mc:Ignorable="w14 w15 w16se w16cid w16 w16cex w16sdtdh w16du wp14">
+<w:endnotes xmlns:wpc="http://schemas.microsoft.com/office/word/2010/wordprocessingCanvas" xmlns:cx="http://schemas.microsoft.com/office/drawing/2014/chartex" xmlns:cx1="http://schemas.microsoft.com/office/drawing/2015/9/8/chartex" xmlns:cx2="http://schemas.microsoft.com/office/drawing/2015/10/21/chartex" xmlns:cx3="http://schemas.microsoft.com/office/drawing/2016/5/9/chartex" xmlns:cx4="http://schemas.microsoft.com/office/drawing/2016/5/10/chartex" xmlns:cx5="http://schemas.microsoft.com/office/drawing/2016/5/11/chartex" xmlns:cx6="http://schemas.microsoft.com/office/drawing/2016/5/12/chartex" xmlns:cx7="http://schemas.microsoft.com/office/drawing/2016/5/13/chartex" xmlns:cx8="http://schemas.microsoft.com/office/drawing/2016/5/14/chartex" xmlns:mc="http://schemas.openxmlformats.org/markup-compatibility/2006" xmlns:aink="http://schemas.microsoft.com/office/drawing/2016/ink" xmlns:am3d="http://schemas.microsoft.com/office/drawing/2017/model3d" xmlns:o="urn:schemas-microsoft-com:office:office" xmlns:r="http://schemas.openxmlformats.org/officeDocument/2006/relationships" xmlns:m="http://schemas.openxmlformats.org/officeDocument/2006/math" xmlns:v="urn:schemas-microsoft-com:vml" xmlns:wp14="http://schemas.microsoft.com/office/word/2010/wordprocessingDrawing" xmlns:wp="http://schemas.openxmlformats.org/drawingml/2006/wordprocessingDrawing" xmlns:w10="urn:schemas-microsoft-com:office:word" xmlns:w="http://schemas.openxmlformats.org/wordprocessingml/2006/main" xmlns:w14="http://schemas.microsoft.com/office/word/2010/wordml" xmlns:w15="http://schemas.microsoft.com/office/word/2012/wordml" xmlns:w16cex="http://schemas.microsoft.com/office/word/2018/wordml/cex" xmlns:w16cid="http://schemas.microsoft.com/office/word/2016/wordml/cid" xmlns:w16="http://schemas.microsoft.com/office/word/2018/wordml" xmlns:w16sdtdh="http://schemas.microsoft.com/office/word/2020/wordml/sdtdatahash" xmlns:w16se="http://schemas.microsoft.com/office/word/2015/wordml/symex" xmlns:wpg="http://schemas.microsoft.com/office/word/2010/wordprocessingGroup" xmlns:wpi="http://schemas.microsoft.com/office/word/2010/wordprocessingInk" xmlns:wne="http://schemas.microsoft.com/office/word/2006/wordml" xmlns:wps="http://schemas.microsoft.com/office/word/2010/wordprocessingShape" mc:Ignorable="w14 w15 w16se w16cid w16 w16cex w16sdtdh wp14">
   <w:endnote w:type="separator" w:id="-1">
     <w:p>
       <w:pPr>
@@ -16705,7 +16815,7 @@
 </file>
 
 <file path=word/footer1.xml><?xml version="1.0" encoding="utf-8"?>
-<w:ftr xmlns:wpc="http://schemas.microsoft.com/office/word/2010/wordprocessingCanvas" xmlns:cx="http://schemas.microsoft.com/office/drawing/2014/chartex" xmlns:cx1="http://schemas.microsoft.com/office/drawing/2015/9/8/chartex" xmlns:cx2="http://schemas.microsoft.com/office/drawing/2015/10/21/chartex" xmlns:cx3="http://schemas.microsoft.com/office/drawing/2016/5/9/chartex" xmlns:cx4="http://schemas.microsoft.com/office/drawing/2016/5/10/chartex" xmlns:cx5="http://schemas.microsoft.com/office/drawing/2016/5/11/chartex" xmlns:cx6="http://schemas.microsoft.com/office/drawing/2016/5/12/chartex" xmlns:cx7="http://schemas.microsoft.com/office/drawing/2016/5/13/chartex" xmlns:cx8="http://schemas.microsoft.com/office/drawing/2016/5/14/chartex" xmlns:mc="http://schemas.openxmlformats.org/markup-compatibility/2006" xmlns:aink="http://schemas.microsoft.com/office/drawing/2016/ink" xmlns:am3d="http://schemas.microsoft.com/office/drawing/2017/model3d" xmlns:o="urn:schemas-microsoft-com:office:office" xmlns:oel="http://schemas.microsoft.com/office/2019/extlst" xmlns:r="http://schemas.openxmlformats.org/officeDocument/2006/relationships" xmlns:m="http://schemas.openxmlformats.org/officeDocument/2006/math" xmlns:v="urn:schemas-microsoft-com:vml" xmlns:wp14="http://schemas.microsoft.com/office/word/2010/wordprocessingDrawing" xmlns:wp="http://schemas.openxmlformats.org/drawingml/2006/wordprocessingDrawing" xmlns:w10="urn:schemas-microsoft-com:office:word" xmlns:w="http://schemas.openxmlformats.org/wordprocessingml/2006/main" xmlns:w14="http://schemas.microsoft.com/office/word/2010/wordml" xmlns:w15="http://schemas.microsoft.com/office/word/2012/wordml" xmlns:w16cex="http://schemas.microsoft.com/office/word/2018/wordml/cex" xmlns:w16cid="http://schemas.microsoft.com/office/word/2016/wordml/cid" xmlns:w16="http://schemas.microsoft.com/office/word/2018/wordml" xmlns:w16du="http://schemas.microsoft.com/office/word/2023/wordml/word16du" xmlns:w16sdtdh="http://schemas.microsoft.com/office/word/2020/wordml/sdtdatahash" xmlns:w16se="http://schemas.microsoft.com/office/word/2015/wordml/symex" xmlns:wpg="http://schemas.microsoft.com/office/word/2010/wordprocessingGroup" xmlns:wpi="http://schemas.microsoft.com/office/word/2010/wordprocessingInk" xmlns:wne="http://schemas.microsoft.com/office/word/2006/wordml" xmlns:wps="http://schemas.microsoft.com/office/word/2010/wordprocessingShape" mc:Ignorable="w14 w15 w16se w16cid w16 w16cex w16sdtdh w16du wp14">
+<w:ftr xmlns:wpc="http://schemas.microsoft.com/office/word/2010/wordprocessingCanvas" xmlns:cx="http://schemas.microsoft.com/office/drawing/2014/chartex" xmlns:cx1="http://schemas.microsoft.com/office/drawing/2015/9/8/chartex" xmlns:cx2="http://schemas.microsoft.com/office/drawing/2015/10/21/chartex" xmlns:cx3="http://schemas.microsoft.com/office/drawing/2016/5/9/chartex" xmlns:cx4="http://schemas.microsoft.com/office/drawing/2016/5/10/chartex" xmlns:cx5="http://schemas.microsoft.com/office/drawing/2016/5/11/chartex" xmlns:cx6="http://schemas.microsoft.com/office/drawing/2016/5/12/chartex" xmlns:cx7="http://schemas.microsoft.com/office/drawing/2016/5/13/chartex" xmlns:cx8="http://schemas.microsoft.com/office/drawing/2016/5/14/chartex" xmlns:mc="http://schemas.openxmlformats.org/markup-compatibility/2006" xmlns:aink="http://schemas.microsoft.com/office/drawing/2016/ink" xmlns:am3d="http://schemas.microsoft.com/office/drawing/2017/model3d" xmlns:o="urn:schemas-microsoft-com:office:office" xmlns:r="http://schemas.openxmlformats.org/officeDocument/2006/relationships" xmlns:m="http://schemas.openxmlformats.org/officeDocument/2006/math" xmlns:v="urn:schemas-microsoft-com:vml" xmlns:wp14="http://schemas.microsoft.com/office/word/2010/wordprocessingDrawing" xmlns:wp="http://schemas.openxmlformats.org/drawingml/2006/wordprocessingDrawing" xmlns:w10="urn:schemas-microsoft-com:office:word" xmlns:w="http://schemas.openxmlformats.org/wordprocessingml/2006/main" xmlns:w14="http://schemas.microsoft.com/office/word/2010/wordml" xmlns:w15="http://schemas.microsoft.com/office/word/2012/wordml" xmlns:w16cex="http://schemas.microsoft.com/office/word/2018/wordml/cex" xmlns:w16cid="http://schemas.microsoft.com/office/word/2016/wordml/cid" xmlns:w16="http://schemas.microsoft.com/office/word/2018/wordml" xmlns:w16sdtdh="http://schemas.microsoft.com/office/word/2020/wordml/sdtdatahash" xmlns:w16se="http://schemas.microsoft.com/office/word/2015/wordml/symex" xmlns:wpg="http://schemas.microsoft.com/office/word/2010/wordprocessingGroup" xmlns:wpi="http://schemas.microsoft.com/office/word/2010/wordprocessingInk" xmlns:wne="http://schemas.microsoft.com/office/word/2006/wordml" xmlns:wps="http://schemas.microsoft.com/office/word/2010/wordprocessingShape" mc:Ignorable="w14 w15 w16se w16cid w16 w16cex w16sdtdh wp14">
   <w:sdt>
     <w:sdtPr>
       <w:id w:val="40112865"/>
@@ -16714,6 +16824,7 @@
         <w:docPartUnique/>
       </w:docPartObj>
     </w:sdtPr>
+    <w:sdtEndPr/>
     <w:sdtContent>
       <w:p>
         <w:pPr>
@@ -16747,7 +16858,7 @@
 </file>
 
 <file path=word/footer2.xml><?xml version="1.0" encoding="utf-8"?>
-<w:ftr xmlns:wpc="http://schemas.microsoft.com/office/word/2010/wordprocessingCanvas" xmlns:cx="http://schemas.microsoft.com/office/drawing/2014/chartex" xmlns:cx1="http://schemas.microsoft.com/office/drawing/2015/9/8/chartex" xmlns:cx2="http://schemas.microsoft.com/office/drawing/2015/10/21/chartex" xmlns:cx3="http://schemas.microsoft.com/office/drawing/2016/5/9/chartex" xmlns:cx4="http://schemas.microsoft.com/office/drawing/2016/5/10/chartex" xmlns:cx5="http://schemas.microsoft.com/office/drawing/2016/5/11/chartex" xmlns:cx6="http://schemas.microsoft.com/office/drawing/2016/5/12/chartex" xmlns:cx7="http://schemas.microsoft.com/office/drawing/2016/5/13/chartex" xmlns:cx8="http://schemas.microsoft.com/office/drawing/2016/5/14/chartex" xmlns:mc="http://schemas.openxmlformats.org/markup-compatibility/2006" xmlns:aink="http://schemas.microsoft.com/office/drawing/2016/ink" xmlns:am3d="http://schemas.microsoft.com/office/drawing/2017/model3d" xmlns:o="urn:schemas-microsoft-com:office:office" xmlns:oel="http://schemas.microsoft.com/office/2019/extlst" xmlns:r="http://schemas.openxmlformats.org/officeDocument/2006/relationships" xmlns:m="http://schemas.openxmlformats.org/officeDocument/2006/math" xmlns:v="urn:schemas-microsoft-com:vml" xmlns:wp14="http://schemas.microsoft.com/office/word/2010/wordprocessingDrawing" xmlns:wp="http://schemas.openxmlformats.org/drawingml/2006/wordprocessingDrawing" xmlns:w10="urn:schemas-microsoft-com:office:word" xmlns:w="http://schemas.openxmlformats.org/wordprocessingml/2006/main" xmlns:w14="http://schemas.microsoft.com/office/word/2010/wordml" xmlns:w15="http://schemas.microsoft.com/office/word/2012/wordml" xmlns:w16cex="http://schemas.microsoft.com/office/word/2018/wordml/cex" xmlns:w16cid="http://schemas.microsoft.com/office/word/2016/wordml/cid" xmlns:w16="http://schemas.microsoft.com/office/word/2018/wordml" xmlns:w16du="http://schemas.microsoft.com/office/word/2023/wordml/word16du" xmlns:w16sdtdh="http://schemas.microsoft.com/office/word/2020/wordml/sdtdatahash" xmlns:w16se="http://schemas.microsoft.com/office/word/2015/wordml/symex" xmlns:wpg="http://schemas.microsoft.com/office/word/2010/wordprocessingGroup" xmlns:wpi="http://schemas.microsoft.com/office/word/2010/wordprocessingInk" xmlns:wne="http://schemas.microsoft.com/office/word/2006/wordml" xmlns:wps="http://schemas.microsoft.com/office/word/2010/wordprocessingShape" mc:Ignorable="w14 w15 w16se w16cid w16 w16cex w16sdtdh w16du wp14">
+<w:ftr xmlns:wpc="http://schemas.microsoft.com/office/word/2010/wordprocessingCanvas" xmlns:cx="http://schemas.microsoft.com/office/drawing/2014/chartex" xmlns:cx1="http://schemas.microsoft.com/office/drawing/2015/9/8/chartex" xmlns:cx2="http://schemas.microsoft.com/office/drawing/2015/10/21/chartex" xmlns:cx3="http://schemas.microsoft.com/office/drawing/2016/5/9/chartex" xmlns:cx4="http://schemas.microsoft.com/office/drawing/2016/5/10/chartex" xmlns:cx5="http://schemas.microsoft.com/office/drawing/2016/5/11/chartex" xmlns:cx6="http://schemas.microsoft.com/office/drawing/2016/5/12/chartex" xmlns:cx7="http://schemas.microsoft.com/office/drawing/2016/5/13/chartex" xmlns:cx8="http://schemas.microsoft.com/office/drawing/2016/5/14/chartex" xmlns:mc="http://schemas.openxmlformats.org/markup-compatibility/2006" xmlns:aink="http://schemas.microsoft.com/office/drawing/2016/ink" xmlns:am3d="http://schemas.microsoft.com/office/drawing/2017/model3d" xmlns:o="urn:schemas-microsoft-com:office:office" xmlns:r="http://schemas.openxmlformats.org/officeDocument/2006/relationships" xmlns:m="http://schemas.openxmlformats.org/officeDocument/2006/math" xmlns:v="urn:schemas-microsoft-com:vml" xmlns:wp14="http://schemas.microsoft.com/office/word/2010/wordprocessingDrawing" xmlns:wp="http://schemas.openxmlformats.org/drawingml/2006/wordprocessingDrawing" xmlns:w10="urn:schemas-microsoft-com:office:word" xmlns:w="http://schemas.openxmlformats.org/wordprocessingml/2006/main" xmlns:w14="http://schemas.microsoft.com/office/word/2010/wordml" xmlns:w15="http://schemas.microsoft.com/office/word/2012/wordml" xmlns:w16cex="http://schemas.microsoft.com/office/word/2018/wordml/cex" xmlns:w16cid="http://schemas.microsoft.com/office/word/2016/wordml/cid" xmlns:w16="http://schemas.microsoft.com/office/word/2018/wordml" xmlns:w16sdtdh="http://schemas.microsoft.com/office/word/2020/wordml/sdtdatahash" xmlns:w16se="http://schemas.microsoft.com/office/word/2015/wordml/symex" xmlns:wpg="http://schemas.microsoft.com/office/word/2010/wordprocessingGroup" xmlns:wpi="http://schemas.microsoft.com/office/word/2010/wordprocessingInk" xmlns:wne="http://schemas.microsoft.com/office/word/2006/wordml" xmlns:wps="http://schemas.microsoft.com/office/word/2010/wordprocessingShape" mc:Ignorable="w14 w15 w16se w16cid w16 w16cex w16sdtdh wp14">
   <w:p>
     <w:pPr>
       <w:pStyle w:val="af1"/>
@@ -16759,7 +16870,7 @@
 </file>
 
 <file path=word/footnotes.xml><?xml version="1.0" encoding="utf-8"?>
-<w:footnotes xmlns:wpc="http://schemas.microsoft.com/office/word/2010/wordprocessingCanvas" xmlns:cx="http://schemas.microsoft.com/office/drawing/2014/chartex" xmlns:cx1="http://schemas.microsoft.com/office/drawing/2015/9/8/chartex" xmlns:cx2="http://schemas.microsoft.com/office/drawing/2015/10/21/chartex" xmlns:cx3="http://schemas.microsoft.com/office/drawing/2016/5/9/chartex" xmlns:cx4="http://schemas.microsoft.com/office/drawing/2016/5/10/chartex" xmlns:cx5="http://schemas.microsoft.com/office/drawing/2016/5/11/chartex" xmlns:cx6="http://schemas.microsoft.com/office/drawing/2016/5/12/chartex" xmlns:cx7="http://schemas.microsoft.com/office/drawing/2016/5/13/chartex" xmlns:cx8="http://schemas.microsoft.com/office/drawing/2016/5/14/chartex" xmlns:mc="http://schemas.openxmlformats.org/markup-compatibility/2006" xmlns:aink="http://schemas.microsoft.com/office/drawing/2016/ink" xmlns:am3d="http://schemas.microsoft.com/office/drawing/2017/model3d" xmlns:o="urn:schemas-microsoft-com:office:office" xmlns:oel="http://schemas.microsoft.com/office/2019/extlst" xmlns:r="http://schemas.openxmlformats.org/officeDocument/2006/relationships" xmlns:m="http://schemas.openxmlformats.org/officeDocument/2006/math" xmlns:v="urn:schemas-microsoft-com:vml" xmlns:wp14="http://schemas.microsoft.com/office/word/2010/wordprocessingDrawing" xmlns:wp="http://schemas.openxmlformats.org/drawingml/2006/wordprocessingDrawing" xmlns:w10="urn:schemas-microsoft-com:office:word" xmlns:w="http://schemas.openxmlformats.org/wordprocessingml/2006/main" xmlns:w14="http://schemas.microsoft.com/office/word/2010/wordml" xmlns:w15="http://schemas.microsoft.com/office/word/2012/wordml" xmlns:w16cex="http://schemas.microsoft.com/office/word/2018/wordml/cex" xmlns:w16cid="http://schemas.microsoft.com/office/word/2016/wordml/cid" xmlns:w16="http://schemas.microsoft.com/office/word/2018/wordml" xmlns:w16du="http://schemas.microsoft.com/office/word/2023/wordml/word16du" xmlns:w16sdtdh="http://schemas.microsoft.com/office/word/2020/wordml/sdtdatahash" xmlns:w16se="http://schemas.microsoft.com/office/word/2015/wordml/symex" xmlns:wpg="http://schemas.microsoft.com/office/word/2010/wordprocessingGroup" xmlns:wpi="http://schemas.microsoft.com/office/word/2010/wordprocessingInk" xmlns:wne="http://schemas.microsoft.com/office/word/2006/wordml" xmlns:wps="http://schemas.microsoft.com/office/word/2010/wordprocessingShape" mc:Ignorable="w14 w15 w16se w16cid w16 w16cex w16sdtdh w16du wp14">
+<w:footnotes xmlns:wpc="http://schemas.microsoft.com/office/word/2010/wordprocessingCanvas" xmlns:cx="http://schemas.microsoft.com/office/drawing/2014/chartex" xmlns:cx1="http://schemas.microsoft.com/office/drawing/2015/9/8/chartex" xmlns:cx2="http://schemas.microsoft.com/office/drawing/2015/10/21/chartex" xmlns:cx3="http://schemas.microsoft.com/office/drawing/2016/5/9/chartex" xmlns:cx4="http://schemas.microsoft.com/office/drawing/2016/5/10/chartex" xmlns:cx5="http://schemas.microsoft.com/office/drawing/2016/5/11/chartex" xmlns:cx6="http://schemas.microsoft.com/office/drawing/2016/5/12/chartex" xmlns:cx7="http://schemas.microsoft.com/office/drawing/2016/5/13/chartex" xmlns:cx8="http://schemas.microsoft.com/office/drawing/2016/5/14/chartex" xmlns:mc="http://schemas.openxmlformats.org/markup-compatibility/2006" xmlns:aink="http://schemas.microsoft.com/office/drawing/2016/ink" xmlns:am3d="http://schemas.microsoft.com/office/drawing/2017/model3d" xmlns:o="urn:schemas-microsoft-com:office:office" xmlns:r="http://schemas.openxmlformats.org/officeDocument/2006/relationships" xmlns:m="http://schemas.openxmlformats.org/officeDocument/2006/math" xmlns:v="urn:schemas-microsoft-com:vml" xmlns:wp14="http://schemas.microsoft.com/office/word/2010/wordprocessingDrawing" xmlns:wp="http://schemas.openxmlformats.org/drawingml/2006/wordprocessingDrawing" xmlns:w10="urn:schemas-microsoft-com:office:word" xmlns:w="http://schemas.openxmlformats.org/wordprocessingml/2006/main" xmlns:w14="http://schemas.microsoft.com/office/word/2010/wordml" xmlns:w15="http://schemas.microsoft.com/office/word/2012/wordml" xmlns:w16cex="http://schemas.microsoft.com/office/word/2018/wordml/cex" xmlns:w16cid="http://schemas.microsoft.com/office/word/2016/wordml/cid" xmlns:w16="http://schemas.microsoft.com/office/word/2018/wordml" xmlns:w16sdtdh="http://schemas.microsoft.com/office/word/2020/wordml/sdtdatahash" xmlns:w16se="http://schemas.microsoft.com/office/word/2015/wordml/symex" xmlns:wpg="http://schemas.microsoft.com/office/word/2010/wordprocessingGroup" xmlns:wpi="http://schemas.microsoft.com/office/word/2010/wordprocessingInk" xmlns:wne="http://schemas.microsoft.com/office/word/2006/wordml" xmlns:wps="http://schemas.microsoft.com/office/word/2010/wordprocessingShape" mc:Ignorable="w14 w15 w16se w16cid w16 w16cex w16sdtdh wp14">
   <w:footnote w:type="separator" w:id="-1">
     <w:p>
       <w:pPr>
@@ -16784,7 +16895,7 @@
 </file>
 
 <file path=word/numbering.xml><?xml version="1.0" encoding="utf-8"?>
-<w:numbering xmlns:wpc="http://schemas.microsoft.com/office/word/2010/wordprocessingCanvas" xmlns:cx="http://schemas.microsoft.com/office/drawing/2014/chartex" xmlns:cx1="http://schemas.microsoft.com/office/drawing/2015/9/8/chartex" xmlns:cx2="http://schemas.microsoft.com/office/drawing/2015/10/21/chartex" xmlns:cx3="http://schemas.microsoft.com/office/drawing/2016/5/9/chartex" xmlns:cx4="http://schemas.microsoft.com/office/drawing/2016/5/10/chartex" xmlns:cx5="http://schemas.microsoft.com/office/drawing/2016/5/11/chartex" xmlns:cx6="http://schemas.microsoft.com/office/drawing/2016/5/12/chartex" xmlns:cx7="http://schemas.microsoft.com/office/drawing/2016/5/13/chartex" xmlns:cx8="http://schemas.microsoft.com/office/drawing/2016/5/14/chartex" xmlns:mc="http://schemas.openxmlformats.org/markup-compatibility/2006" xmlns:aink="http://schemas.microsoft.com/office/drawing/2016/ink" xmlns:am3d="http://schemas.microsoft.com/office/drawing/2017/model3d" xmlns:o="urn:schemas-microsoft-com:office:office" xmlns:oel="http://schemas.microsoft.com/office/2019/extlst" xmlns:r="http://schemas.openxmlformats.org/officeDocument/2006/relationships" xmlns:m="http://schemas.openxmlformats.org/officeDocument/2006/math" xmlns:v="urn:schemas-microsoft-com:vml" xmlns:wp14="http://schemas.microsoft.com/office/word/2010/wordprocessingDrawing" xmlns:wp="http://schemas.openxmlformats.org/drawingml/2006/wordprocessingDrawing" xmlns:w10="urn:schemas-microsoft-com:office:word" xmlns:w="http://schemas.openxmlformats.org/wordprocessingml/2006/main" xmlns:w14="http://schemas.microsoft.com/office/word/2010/wordml" xmlns:w15="http://schemas.microsoft.com/office/word/2012/wordml" xmlns:w16cex="http://schemas.microsoft.com/office/word/2018/wordml/cex" xmlns:w16cid="http://schemas.microsoft.com/office/word/2016/wordml/cid" xmlns:w16="http://schemas.microsoft.com/office/word/2018/wordml" xmlns:w16du="http://schemas.microsoft.com/office/word/2023/wordml/word16du" xmlns:w16sdtdh="http://schemas.microsoft.com/office/word/2020/wordml/sdtdatahash" xmlns:w16se="http://schemas.microsoft.com/office/word/2015/wordml/symex" xmlns:wpg="http://schemas.microsoft.com/office/word/2010/wordprocessingGroup" xmlns:wpi="http://schemas.microsoft.com/office/word/2010/wordprocessingInk" xmlns:wne="http://schemas.microsoft.com/office/word/2006/wordml" xmlns:wps="http://schemas.microsoft.com/office/word/2010/wordprocessingShape" mc:Ignorable="w14 w15 w16se w16cid w16 w16cex w16sdtdh w16du wp14">
+<w:numbering xmlns:wpc="http://schemas.microsoft.com/office/word/2010/wordprocessingCanvas" xmlns:cx="http://schemas.microsoft.com/office/drawing/2014/chartex" xmlns:cx1="http://schemas.microsoft.com/office/drawing/2015/9/8/chartex" xmlns:cx2="http://schemas.microsoft.com/office/drawing/2015/10/21/chartex" xmlns:cx3="http://schemas.microsoft.com/office/drawing/2016/5/9/chartex" xmlns:cx4="http://schemas.microsoft.com/office/drawing/2016/5/10/chartex" xmlns:cx5="http://schemas.microsoft.com/office/drawing/2016/5/11/chartex" xmlns:cx6="http://schemas.microsoft.com/office/drawing/2016/5/12/chartex" xmlns:cx7="http://schemas.microsoft.com/office/drawing/2016/5/13/chartex" xmlns:cx8="http://schemas.microsoft.com/office/drawing/2016/5/14/chartex" xmlns:mc="http://schemas.openxmlformats.org/markup-compatibility/2006" xmlns:aink="http://schemas.microsoft.com/office/drawing/2016/ink" xmlns:am3d="http://schemas.microsoft.com/office/drawing/2017/model3d" xmlns:o="urn:schemas-microsoft-com:office:office" xmlns:r="http://schemas.openxmlformats.org/officeDocument/2006/relationships" xmlns:m="http://schemas.openxmlformats.org/officeDocument/2006/math" xmlns:v="urn:schemas-microsoft-com:vml" xmlns:wp14="http://schemas.microsoft.com/office/word/2010/wordprocessingDrawing" xmlns:wp="http://schemas.openxmlformats.org/drawingml/2006/wordprocessingDrawing" xmlns:w10="urn:schemas-microsoft-com:office:word" xmlns:w="http://schemas.openxmlformats.org/wordprocessingml/2006/main" xmlns:w14="http://schemas.microsoft.com/office/word/2010/wordml" xmlns:w15="http://schemas.microsoft.com/office/word/2012/wordml" xmlns:w16cex="http://schemas.microsoft.com/office/word/2018/wordml/cex" xmlns:w16cid="http://schemas.microsoft.com/office/word/2016/wordml/cid" xmlns:w16="http://schemas.microsoft.com/office/word/2018/wordml" xmlns:w16sdtdh="http://schemas.microsoft.com/office/word/2020/wordml/sdtdatahash" xmlns:w16se="http://schemas.microsoft.com/office/word/2015/wordml/symex" xmlns:wpg="http://schemas.microsoft.com/office/word/2010/wordprocessingGroup" xmlns:wpi="http://schemas.microsoft.com/office/word/2010/wordprocessingInk" xmlns:wne="http://schemas.microsoft.com/office/word/2006/wordml" xmlns:wps="http://schemas.microsoft.com/office/word/2010/wordprocessingShape" mc:Ignorable="w14 w15 w16se w16cid w16 w16cex w16sdtdh wp14">
   <w:abstractNum w:abstractNumId="0" w15:restartNumberingAfterBreak="0">
     <w:nsid w:val="02885954"/>
     <w:multiLevelType w:val="hybridMultilevel"/>
@@ -19945,101 +20056,109 @@
       </w:rPr>
     </w:lvl>
   </w:abstractNum>
-  <w:num w:numId="1" w16cid:durableId="198517541">
+  <w:num w:numId="1">
     <w:abstractNumId w:val="18"/>
   </w:num>
-  <w:num w:numId="2" w16cid:durableId="275523464">
+  <w:num w:numId="2">
     <w:abstractNumId w:val="24"/>
   </w:num>
-  <w:num w:numId="3" w16cid:durableId="1488980815">
+  <w:num w:numId="3">
     <w:abstractNumId w:val="6"/>
   </w:num>
-  <w:num w:numId="4" w16cid:durableId="923489768">
+  <w:num w:numId="4">
     <w:abstractNumId w:val="11"/>
   </w:num>
-  <w:num w:numId="5" w16cid:durableId="73937377">
+  <w:num w:numId="5">
     <w:abstractNumId w:val="15"/>
   </w:num>
-  <w:num w:numId="6" w16cid:durableId="1595237097">
+  <w:num w:numId="6">
     <w:abstractNumId w:val="29"/>
   </w:num>
-  <w:num w:numId="7" w16cid:durableId="1087189061">
+  <w:num w:numId="7">
     <w:abstractNumId w:val="2"/>
   </w:num>
-  <w:num w:numId="8" w16cid:durableId="915942063">
+  <w:num w:numId="8">
     <w:abstractNumId w:val="16"/>
   </w:num>
-  <w:num w:numId="9" w16cid:durableId="79717944">
+  <w:num w:numId="9">
     <w:abstractNumId w:val="13"/>
   </w:num>
-  <w:num w:numId="10" w16cid:durableId="2013532278">
+  <w:num w:numId="10">
     <w:abstractNumId w:val="8"/>
   </w:num>
-  <w:num w:numId="11" w16cid:durableId="44303863">
+  <w:num w:numId="11">
     <w:abstractNumId w:val="12"/>
   </w:num>
-  <w:num w:numId="12" w16cid:durableId="2034531418">
+  <w:num w:numId="12">
     <w:abstractNumId w:val="19"/>
   </w:num>
-  <w:num w:numId="13" w16cid:durableId="309018951">
+  <w:num w:numId="13">
     <w:abstractNumId w:val="1"/>
   </w:num>
-  <w:num w:numId="14" w16cid:durableId="1570143284">
+  <w:num w:numId="14">
     <w:abstractNumId w:val="28"/>
   </w:num>
-  <w:num w:numId="15" w16cid:durableId="752242539">
+  <w:num w:numId="15">
     <w:abstractNumId w:val="3"/>
   </w:num>
-  <w:num w:numId="16" w16cid:durableId="894699081">
+  <w:num w:numId="16">
     <w:abstractNumId w:val="17"/>
   </w:num>
-  <w:num w:numId="17" w16cid:durableId="1161777240">
+  <w:num w:numId="17">
     <w:abstractNumId w:val="20"/>
   </w:num>
-  <w:num w:numId="18" w16cid:durableId="1593508993">
+  <w:num w:numId="18">
     <w:abstractNumId w:val="0"/>
   </w:num>
-  <w:num w:numId="19" w16cid:durableId="629016406">
+  <w:num w:numId="19">
     <w:abstractNumId w:val="9"/>
   </w:num>
-  <w:num w:numId="20" w16cid:durableId="2091347884">
+  <w:num w:numId="20">
     <w:abstractNumId w:val="27"/>
   </w:num>
-  <w:num w:numId="21" w16cid:durableId="28923678">
+  <w:num w:numId="21">
     <w:abstractNumId w:val="21"/>
   </w:num>
-  <w:num w:numId="22" w16cid:durableId="1088500909">
+  <w:num w:numId="22">
     <w:abstractNumId w:val="14"/>
   </w:num>
-  <w:num w:numId="23" w16cid:durableId="3292397">
+  <w:num w:numId="23">
     <w:abstractNumId w:val="5"/>
   </w:num>
-  <w:num w:numId="24" w16cid:durableId="247160121">
+  <w:num w:numId="24">
     <w:abstractNumId w:val="7"/>
   </w:num>
-  <w:num w:numId="25" w16cid:durableId="1937862694">
+  <w:num w:numId="25">
     <w:abstractNumId w:val="22"/>
   </w:num>
-  <w:num w:numId="26" w16cid:durableId="617763839">
+  <w:num w:numId="26">
     <w:abstractNumId w:val="23"/>
   </w:num>
-  <w:num w:numId="27" w16cid:durableId="1824160481">
+  <w:num w:numId="27">
     <w:abstractNumId w:val="26"/>
   </w:num>
-  <w:num w:numId="28" w16cid:durableId="1081484023">
+  <w:num w:numId="28">
     <w:abstractNumId w:val="4"/>
   </w:num>
-  <w:num w:numId="29" w16cid:durableId="1824006150">
+  <w:num w:numId="29">
     <w:abstractNumId w:val="10"/>
   </w:num>
-  <w:num w:numId="30" w16cid:durableId="1453590262">
+  <w:num w:numId="30">
     <w:abstractNumId w:val="25"/>
   </w:num>
 </w:numbering>
 </file>
 
+<file path=word/people.xml><?xml version="1.0" encoding="utf-8"?>
+<w15:people xmlns:wpc="http://schemas.microsoft.com/office/word/2010/wordprocessingCanvas" xmlns:cx="http://schemas.microsoft.com/office/drawing/2014/chartex" xmlns:cx1="http://schemas.microsoft.com/office/drawing/2015/9/8/chartex" xmlns:cx2="http://schemas.microsoft.com/office/drawing/2015/10/21/chartex" xmlns:cx3="http://schemas.microsoft.com/office/drawing/2016/5/9/chartex" xmlns:cx4="http://schemas.microsoft.com/office/drawing/2016/5/10/chartex" xmlns:cx5="http://schemas.microsoft.com/office/drawing/2016/5/11/chartex" xmlns:cx6="http://schemas.microsoft.com/office/drawing/2016/5/12/chartex" xmlns:cx7="http://schemas.microsoft.com/office/drawing/2016/5/13/chartex" xmlns:cx8="http://schemas.microsoft.com/office/drawing/2016/5/14/chartex" xmlns:mc="http://schemas.openxmlformats.org/markup-compatibility/2006" xmlns:aink="http://schemas.microsoft.com/office/drawing/2016/ink" xmlns:am3d="http://schemas.microsoft.com/office/drawing/2017/model3d" xmlns:o="urn:schemas-microsoft-com:office:office" xmlns:r="http://schemas.openxmlformats.org/officeDocument/2006/relationships" xmlns:m="http://schemas.openxmlformats.org/officeDocument/2006/math" xmlns:v="urn:schemas-microsoft-com:vml" xmlns:wp14="http://schemas.microsoft.com/office/word/2010/wordprocessingDrawing" xmlns:wp="http://schemas.openxmlformats.org/drawingml/2006/wordprocessingDrawing" xmlns:w10="urn:schemas-microsoft-com:office:word" xmlns:w="http://schemas.openxmlformats.org/wordprocessingml/2006/main" xmlns:w14="http://schemas.microsoft.com/office/word/2010/wordml" xmlns:w15="http://schemas.microsoft.com/office/word/2012/wordml" xmlns:w16cex="http://schemas.microsoft.com/office/word/2018/wordml/cex" xmlns:w16cid="http://schemas.microsoft.com/office/word/2016/wordml/cid" xmlns:w16="http://schemas.microsoft.com/office/word/2018/wordml" xmlns:w16sdtdh="http://schemas.microsoft.com/office/word/2020/wordml/sdtdatahash" xmlns:w16se="http://schemas.microsoft.com/office/word/2015/wordml/symex" xmlns:wpg="http://schemas.microsoft.com/office/word/2010/wordprocessingGroup" xmlns:wpi="http://schemas.microsoft.com/office/word/2010/wordprocessingInk" xmlns:wne="http://schemas.microsoft.com/office/word/2006/wordml" xmlns:wps="http://schemas.microsoft.com/office/word/2010/wordprocessingShape" mc:Ignorable="w14 w15 w16se w16cid w16 w16cex w16sdtdh wp14">
+  <w15:person w15:author="Aleksey A. Kalentev">
+    <w15:presenceInfo w15:providerId="AD" w15:userId="S-1-5-21-507921405-1993962763-1957994488-151096"/>
+  </w15:person>
+</w15:people>
+</file>
+
 <file path=word/styles.xml><?xml version="1.0" encoding="utf-8"?>
-<w:styles xmlns:mc="http://schemas.openxmlformats.org/markup-compatibility/2006" xmlns:r="http://schemas.openxmlformats.org/officeDocument/2006/relationships" xmlns:w="http://schemas.openxmlformats.org/wordprocessingml/2006/main" xmlns:w14="http://schemas.microsoft.com/office/word/2010/wordml" xmlns:w15="http://schemas.microsoft.com/office/word/2012/wordml" xmlns:w16cex="http://schemas.microsoft.com/office/word/2018/wordml/cex" xmlns:w16cid="http://schemas.microsoft.com/office/word/2016/wordml/cid" xmlns:w16="http://schemas.microsoft.com/office/word/2018/wordml" xmlns:w16du="http://schemas.microsoft.com/office/word/2023/wordml/word16du" xmlns:w16sdtdh="http://schemas.microsoft.com/office/word/2020/wordml/sdtdatahash" xmlns:w16se="http://schemas.microsoft.com/office/word/2015/wordml/symex" mc:Ignorable="w14 w15 w16se w16cid w16 w16cex w16sdtdh w16du">
+<w:styles xmlns:mc="http://schemas.openxmlformats.org/markup-compatibility/2006" xmlns:r="http://schemas.openxmlformats.org/officeDocument/2006/relationships" xmlns:w="http://schemas.openxmlformats.org/wordprocessingml/2006/main" xmlns:w14="http://schemas.microsoft.com/office/word/2010/wordml" xmlns:w15="http://schemas.microsoft.com/office/word/2012/wordml" xmlns:w16cex="http://schemas.microsoft.com/office/word/2018/wordml/cex" xmlns:w16cid="http://schemas.microsoft.com/office/word/2016/wordml/cid" xmlns:w16="http://schemas.microsoft.com/office/word/2018/wordml" xmlns:w16sdtdh="http://schemas.microsoft.com/office/word/2020/wordml/sdtdatahash" xmlns:w16se="http://schemas.microsoft.com/office/word/2015/wordml/symex" mc:Ignorable="w14 w15 w16se w16cid w16 w16cex w16sdtdh">
   <w:docDefaults>
     <w:rPrDefault>
       <w:rPr>
@@ -21253,6 +21372,80 @@
       <w:u w:val="single"/>
     </w:rPr>
   </w:style>
+  <w:style w:type="character" w:styleId="af8">
+    <w:name w:val="annotation reference"/>
+    <w:basedOn w:val="a1"/>
+    <w:uiPriority w:val="99"/>
+    <w:semiHidden/>
+    <w:unhideWhenUsed/>
+    <w:rsid w:val="00183A6D"/>
+    <w:rPr>
+      <w:sz w:val="16"/>
+      <w:szCs w:val="16"/>
+    </w:rPr>
+  </w:style>
+  <w:style w:type="paragraph" w:styleId="af9">
+    <w:name w:val="annotation text"/>
+    <w:basedOn w:val="a0"/>
+    <w:link w:val="afa"/>
+    <w:uiPriority w:val="99"/>
+    <w:semiHidden/>
+    <w:unhideWhenUsed/>
+    <w:rsid w:val="00183A6D"/>
+    <w:pPr>
+      <w:spacing w:line="240" w:lineRule="auto"/>
+    </w:pPr>
+    <w:rPr>
+      <w:sz w:val="20"/>
+      <w:szCs w:val="20"/>
+    </w:rPr>
+  </w:style>
+  <w:style w:type="character" w:customStyle="1" w:styleId="afa">
+    <w:name w:val="Текст примечания Знак"/>
+    <w:basedOn w:val="a1"/>
+    <w:link w:val="af9"/>
+    <w:uiPriority w:val="99"/>
+    <w:semiHidden/>
+    <w:rsid w:val="00183A6D"/>
+    <w:rPr>
+      <w:rFonts w:ascii="Times New Roman" w:hAnsi="Times New Roman"/>
+      <w:kern w:val="0"/>
+      <w:sz w:val="20"/>
+      <w:szCs w:val="20"/>
+      <w14:ligatures w14:val="none"/>
+    </w:rPr>
+  </w:style>
+  <w:style w:type="paragraph" w:styleId="afb">
+    <w:name w:val="annotation subject"/>
+    <w:basedOn w:val="af9"/>
+    <w:next w:val="af9"/>
+    <w:link w:val="afc"/>
+    <w:uiPriority w:val="99"/>
+    <w:semiHidden/>
+    <w:unhideWhenUsed/>
+    <w:rsid w:val="00183A6D"/>
+    <w:rPr>
+      <w:b/>
+      <w:bCs/>
+    </w:rPr>
+  </w:style>
+  <w:style w:type="character" w:customStyle="1" w:styleId="afc">
+    <w:name w:val="Тема примечания Знак"/>
+    <w:basedOn w:val="afa"/>
+    <w:link w:val="afb"/>
+    <w:uiPriority w:val="99"/>
+    <w:semiHidden/>
+    <w:rsid w:val="00183A6D"/>
+    <w:rPr>
+      <w:rFonts w:ascii="Times New Roman" w:hAnsi="Times New Roman"/>
+      <w:b/>
+      <w:bCs/>
+      <w:kern w:val="0"/>
+      <w:sz w:val="20"/>
+      <w:szCs w:val="20"/>
+      <w14:ligatures w14:val="none"/>
+    </w:rPr>
+  </w:style>
 </w:styles>
 </file>
 
